--- a/docx/hf-topics/dnabert-2/paper-va-phuong-phap.docx
+++ b/docx/hf-topics/dnabert-2/paper-va-phuong-phap.docx
@@ -100,7 +100,7 @@
         </w:rPr>
         <w:t xml:space="preserve">: </w:t>
       </w:r>
-      <w:hyperlink w:history="1" r:id="rIdmqxtg8qufch1v7ssvyavi">
+      <w:hyperlink w:history="1" r:id="rIdqlkqnudkbffdt81x4gvqk">
         <w:r>
           <w:rPr>
             <w:rStyle w:val="Hyperlink"/>
